--- a/_build/docx/03_Внедрение_и_коллектив/2_Сценарий_представления_коллективу.docx
+++ b/_build/docx/03_Внедрение_и_коллектив/2_Сценарий_представления_коллективу.docx
@@ -12,7 +12,7 @@
           <w:b/>
           <w:sz w:val="28"/>
         </w:rPr>
-        <w:t>Сценарий представления руководителя коллективу</w:t>
+        <w:t>Сценарий представления начальника отдела коллективу</w:t>
       </w:r>
     </w:p>
     <w:p>
@@ -35,7 +35,7 @@
         <w:rPr>
           <w:rFonts w:ascii="Times New Roman" w:hAnsi="Times New Roman"/>
         </w:rPr>
-        <w:t>Дата: 25–26.06.2026. Длительность: ~40–60 мин.</w:t>
+        <w:t>Дата: «___» __________ 2026 г. Длительность: ~40–60 мин.</w:t>
       </w:r>
     </w:p>
     <w:p>
@@ -61,7 +61,7 @@
         <w:rPr>
           <w:rFonts w:ascii="Times New Roman" w:hAnsi="Times New Roman"/>
         </w:rPr>
-        <w:t>2. Представление руководителя отдела (Покалюк Д.Г.) — 5 мин.</w:t>
+        <w:t>2. Представление начальника отдела (Покалюк Д.Г.) — 5 мин.</w:t>
       </w:r>
     </w:p>
     <w:p>
@@ -77,7 +77,7 @@
         <w:rPr>
           <w:rFonts w:ascii="Times New Roman" w:hAnsi="Times New Roman"/>
         </w:rPr>
-        <w:t>4. Слово руководителя отдела (Иванюк В.С.) — 10 мин.</w:t>
+        <w:t>4. Слово начальника отдела (Иванюк В.С.) — 10 мин.</w:t>
       </w:r>
     </w:p>
     <w:p>
@@ -140,7 +140,7 @@
           <w:b/>
           <w:sz w:val="26"/>
         </w:rPr>
-        <w:t>2. Представление руководителя</w:t>
+        <w:t>2. Представление начальника отдела</w:t>
       </w:r>
     </w:p>
     <w:p>
@@ -149,7 +149,7 @@
           <w:rFonts w:ascii="Times New Roman" w:hAnsi="Times New Roman"/>
           <w:i/>
         </w:rPr>
-        <w:t>«С 25 июня руководителем отдела назначена **Иванюк Валентина Сергеевна** — она</w:t>
+        <w:t>«С «___» __________ 2026 г. отдел возглавляет **Иванюк Валентина Сергеевна** — она</w:t>
       </w:r>
     </w:p>
     <w:p>
@@ -158,7 +158,7 @@
           <w:rFonts w:ascii="Times New Roman" w:hAnsi="Times New Roman"/>
           <w:i/>
         </w:rPr>
-        <w:t>переведена на должность ведущего инженера-конструктора. Валентина всецело</w:t>
+        <w:t>переведена на должность начальника проектно-конструкторского отдела. Валентина всецело</w:t>
       </w:r>
     </w:p>
     <w:p>
@@ -212,7 +212,7 @@
         <w:rPr>
           <w:rFonts w:ascii="Times New Roman" w:hAnsi="Times New Roman"/>
         </w:rPr>
-        <w:t>Пройти по `04_Шаблоны_управления_отделом/Реестр_объектов_и_сроков`:</w:t>
+        <w:t>Пройти по рабочему журналу отдела:</w:t>
       </w:r>
     </w:p>
     <w:p>
@@ -263,7 +263,7 @@
           <w:rFonts w:ascii="Times New Roman" w:hAnsi="Times New Roman"/>
           <w:i/>
         </w:rPr>
-        <w:t>на экране/в реестре, вопросы по приоритетам — через руководителя отдела.»</w:t>
+        <w:t>на экране/в рабочем журнале, вопросы по приоритетам — через начальника отдела.»</w:t>
       </w:r>
     </w:p>
     <w:p>
@@ -273,7 +273,7 @@
           <w:b/>
           <w:sz w:val="26"/>
         </w:rPr>
-        <w:t>4. Слово руководителя (тезисы для Иванюк В.С.)</w:t>
+        <w:t>4. Слово начальника отдела (тезисы для Иванюк В.С.)</w:t>
       </w:r>
     </w:p>
     <w:p>
@@ -295,7 +295,7 @@
         <w:rPr>
           <w:rFonts w:ascii="Times New Roman" w:hAnsi="Times New Roman"/>
         </w:rPr>
-        <w:t>Как ставлю задачи: через журнал распределения, с понятным сроком и объёмом.</w:t>
+        <w:t>Как ставлю задачи: через рабочий журнал отдела, с понятным сроком и объёмом.</w:t>
       </w:r>
     </w:p>
     <w:p>
@@ -391,7 +391,7 @@
         <w:rPr>
           <w:rFonts w:ascii="Times New Roman" w:hAnsi="Times New Roman"/>
         </w:rPr>
-        <w:t>До выпуска чертёж проходит чеклист и нормоконтроль у руководителя.</w:t>
+        <w:t>До выпуска чертёж проходит чеклист и нормоконтроль у начальника отдела.</w:t>
       </w:r>
     </w:p>
     <w:p>
@@ -443,7 +443,7 @@
         <w:rPr>
           <w:rFonts w:ascii="Times New Roman" w:hAnsi="Times New Roman"/>
         </w:rPr>
-        <w:t>[ ] Представил руководителя и его полномочия.</w:t>
+        <w:t>[ ] Представил начальника отдела и его полномочия.</w:t>
       </w:r>
     </w:p>
     <w:p>
@@ -465,7 +465,7 @@
         <w:rPr>
           <w:rFonts w:ascii="Times New Roman" w:hAnsi="Times New Roman"/>
         </w:rPr>
-        <w:t>[ ] Передал слово руководителю, обозначил Регламент.</w:t>
+        <w:t>[ ] Передал слово начальнику отдела, обозначил Регламент.</w:t>
       </w:r>
     </w:p>
     <w:p>

--- a/_build/docx/03_Внедрение_и_коллектив/2_Сценарий_представления_коллективу.docx
+++ b/_build/docx/03_Внедрение_и_коллектив/2_Сценарий_представления_коллективу.docx
@@ -480,7 +480,7 @@
       </w:r>
     </w:p>
     <w:sectPr>
-      <w:pgSz w:w="12240" w:h="15840"/>
+      <w:pgSz w:w="11906" w:h="16838"/>
       <w:pgMar w:top="1134" w:right="850" w:bottom="1134" w:left="1417" w:header="720" w:footer="720" w:gutter="0"/>
       <w:cols w:space="720"/>
       <w:docGrid w:linePitch="360"/>

--- a/_build/docx/03_Внедрение_и_коллектив/2_Сценарий_представления_коллективу.docx
+++ b/_build/docx/03_Внедрение_и_коллектив/2_Сценарий_представления_коллективу.docx
@@ -149,7 +149,22 @@
           <w:rFonts w:ascii="Times New Roman" w:hAnsi="Times New Roman"/>
           <w:i/>
         </w:rPr>
-        <w:t>«С «___» __________ 2026 г. отдел возглавляет **Иванюк Валентина Сергеевна** — она</w:t>
+        <w:t xml:space="preserve">«С «___» __________ 2026 г. отдел возглавляет </w:t>
+      </w:r>
+      <w:r>
+        <w:rPr>
+          <w:rFonts w:ascii="Times New Roman" w:hAnsi="Times New Roman"/>
+          <w:b/>
+          <w:i/>
+        </w:rPr>
+        <w:t>Иванюк Валентина Сергеевна</w:t>
+      </w:r>
+      <w:r>
+        <w:rPr>
+          <w:rFonts w:ascii="Times New Roman" w:hAnsi="Times New Roman"/>
+          <w:i/>
+        </w:rPr>
+        <w:t xml:space="preserve"> — она</w:t>
       </w:r>
     </w:p>
     <w:p>

--- a/_build/docx/03_Внедрение_и_коллектив/2_Сценарий_представления_коллективу.docx
+++ b/_build/docx/03_Внедрение_и_коллектив/2_Сценарий_представления_коллективу.docx
@@ -372,7 +372,7 @@
         <w:rPr>
           <w:rFonts w:ascii="Times New Roman" w:hAnsi="Times New Roman"/>
         </w:rPr>
-        <w:t>Ключевое: оформление листов (разд. 3–4), полнота чертежей (разд. 5),</w:t>
+        <w:t>Ключевое: оформление листов (разд. 6–7), полнота чертежей (разд. 8),</w:t>
       </w:r>
     </w:p>
     <w:p>
@@ -380,7 +380,7 @@
         <w:rPr>
           <w:rFonts w:ascii="Times New Roman" w:hAnsi="Times New Roman"/>
         </w:rPr>
-        <w:t>спецификации и ведомости (разд. 7), внесение изменений (разд. 11) и</w:t>
+        <w:t>спецификации и ведомости (разд. 10), внесение изменений (разд. 14) и</w:t>
       </w:r>
     </w:p>
     <w:p>
@@ -389,7 +389,7 @@
           <w:rFonts w:ascii="Times New Roman" w:hAnsi="Times New Roman"/>
           <w:b/>
         </w:rPr>
-        <w:t>чеклист конструктора перед выпуском (разд. 12)</w:t>
+        <w:t>чек-лист конструктора перед выпуском (разд. 16)</w:t>
       </w:r>
       <w:r>
         <w:rPr>
